--- a/resources/templates/support-form-standart/Донецьк.docx
+++ b/resources/templates/support-form-standart/Донецьк.docx
@@ -985,39 +985,7 @@
         <w:jc w:val="both"/>
       </w:pPr>
       <w:r>
-        <w:t xml:space="preserve">{%p </w:t>
-      </w:r>
-      <w:proofErr w:type="spellStart"/>
-      <w:r>
-        <w:t>for</w:t>
-      </w:r>
-      <w:proofErr w:type="spellEnd"/>
-      <w:r>
-        <w:t xml:space="preserve"> </w:t>
-      </w:r>
-      <w:proofErr w:type="spellStart"/>
-      <w:r>
-        <w:t>doc</w:t>
-      </w:r>
-      <w:proofErr w:type="spellEnd"/>
-      <w:r>
-        <w:t xml:space="preserve"> </w:t>
-      </w:r>
-      <w:proofErr w:type="spellStart"/>
-      <w:r>
-        <w:t>in</w:t>
-      </w:r>
-      <w:proofErr w:type="spellEnd"/>
-      <w:r>
-        <w:t xml:space="preserve"> </w:t>
-      </w:r>
-      <w:proofErr w:type="spellStart"/>
-      <w:r>
-        <w:t>documents</w:t>
-      </w:r>
-      <w:proofErr w:type="spellEnd"/>
-      <w:r>
-        <w:t xml:space="preserve"> %}</w:t>
+        <w:t>{%p for doc in documents %}</w:t>
       </w:r>
     </w:p>
     <w:p>
@@ -1138,7 +1106,58 @@
           <w:rFonts w:ascii="Times New Roman" w:hAnsi="Times New Roman"/>
           <w:noProof/>
         </w:rPr>
-        <w:t>}} (н</w:t>
+        <w:t>}}</w:t>
+      </w:r>
+      <w:r>
+        <w:rPr>
+          <w:rFonts w:ascii="Times New Roman" w:hAnsi="Times New Roman"/>
+          <w:noProof/>
+        </w:rPr>
+        <w:t xml:space="preserve"> </w:t>
+      </w:r>
+      <w:r>
+        <w:rPr>
+          <w:rFonts w:ascii="Times New Roman" w:hAnsi="Times New Roman"/>
+          <w:noProof/>
+        </w:rPr>
+        <w:t xml:space="preserve">{{ </w:t>
+      </w:r>
+      <w:r>
+        <w:rPr>
+          <w:rFonts w:ascii="Times New Roman" w:hAnsi="Times New Roman"/>
+          <w:noProof/>
+          <w:lang w:val="en-US"/>
+        </w:rPr>
+        <w:t>doc</w:t>
+      </w:r>
+      <w:r>
+        <w:rPr>
+          <w:rFonts w:ascii="Times New Roman" w:hAnsi="Times New Roman"/>
+          <w:noProof/>
+        </w:rPr>
+        <w:t>.</w:t>
+      </w:r>
+      <w:r>
+        <w:rPr>
+          <w:rFonts w:ascii="Times New Roman" w:hAnsi="Times New Roman"/>
+          <w:noProof/>
+          <w:lang w:val="en-US"/>
+        </w:rPr>
+        <w:t>RET</w:t>
+      </w:r>
+      <w:r>
+        <w:rPr>
+          <w:rFonts w:ascii="Times New Roman" w:hAnsi="Times New Roman"/>
+          <w:noProof/>
+        </w:rPr>
+        <w:t>}}</w:t>
+      </w:r>
+      <w:r>
+        <w:rPr>
+          <w:rFonts w:ascii="Times New Roman" w:hAnsi="Times New Roman"/>
+          <w:noProof/>
+        </w:rPr>
+        <w:t xml:space="preserve"> (н</w:t>
       </w:r>
       <w:r>
         <w:rPr>
@@ -1214,15 +1233,7 @@
         </w:rPr>
       </w:pPr>
       <w:r>
-        <w:t xml:space="preserve">{%p </w:t>
-      </w:r>
-      <w:proofErr w:type="spellStart"/>
-      <w:r>
-        <w:t>endfor</w:t>
-      </w:r>
-      <w:proofErr w:type="spellEnd"/>
-      <w:r>
-        <w:t xml:space="preserve"> %}</w:t>
+        <w:t>{%p endfor %}</w:t>
       </w:r>
     </w:p>
     <w:p>
